--- a/en/wisdom-stories/candles-conversation.docx
+++ b/en/wisdom-stories/candles-conversation.docx
@@ -4,218 +4,116 @@
   <w:body>
     <w:p>
       <w:pPr>
-        <w:spacing w:before="0" w:after="60"/>
-        <w:jc w:val="left"/>
+        <w:pStyle w:val="Title"/>
       </w:pPr>
       <w:r>
-        <w:rPr>
-          <w:rFonts w:ascii="Arial" w:hAnsi="Arial" w:eastAsia="Arial"/>
-          <w:i w:val="0"/>
-          <w:color w:val="000000"/>
-          <w:sz w:val="52"/>
-        </w:rPr>
-        <w:t>The Conversation of the Candles</w:t>
+        <w:t>The Four Candles</w:t>
       </w:r>
     </w:p>
     <w:p>
       <w:pPr>
-        <w:jc w:val="left"/>
+        <w:spacing w:after="80"/>
       </w:pPr>
       <w:r>
-        <w:rPr>
-          <w:rFonts w:ascii="Arial" w:hAnsi="Arial" w:eastAsia="Arial"/>
-          <w:i w:val="0"/>
-          <w:color w:val="000000"/>
-          <w:sz w:val="22"/>
-        </w:rPr>
-        <w:t>Four candles were burning in a room. The atmosphere was so quiet that you could hear the candles talking to each other.</w:t>
+        <w:t>Four candles burned in a room so quiet that their voices could be heard.</w:t>
       </w:r>
     </w:p>
     <w:p>
       <w:pPr>
-        <w:jc w:val="left"/>
+        <w:spacing w:after="80"/>
       </w:pPr>
       <w:r>
-        <w:rPr>
-          <w:rFonts w:ascii="Arial" w:hAnsi="Arial" w:eastAsia="Arial"/>
-          <w:i w:val="0"/>
-          <w:color w:val="000000"/>
-          <w:sz w:val="22"/>
-        </w:rPr>
-        <w:t>The first candle said: “I am FAITH! But no one is helping me to burn. I think I will soon go out.”</w:t>
+        <w:t>The first candle said, “I am FAITH. But no one helps me keep burning. I think I will soon go out.”</w:t>
       </w:r>
     </w:p>
     <w:p>
       <w:pPr>
-        <w:jc w:val="left"/>
+        <w:spacing w:after="80"/>
       </w:pPr>
       <w:r>
-        <w:rPr>
-          <w:rFonts w:ascii="Arial" w:hAnsi="Arial" w:eastAsia="Arial"/>
-          <w:i w:val="0"/>
-          <w:color w:val="000000"/>
-          <w:sz w:val="22"/>
-        </w:rPr>
-        <w:t>And so it was. Its flame began to fade rapidly, and finally FAITH went out completely.</w:t>
+        <w:t>Its flame dwindled until it went out altogether.</w:t>
+      </w:r>
+    </w:p>
+    <w:p>
+      <w:pPr/>
+      <w:r>
+        <w:t>The second candle said, “I am LOYALTY. Sadly, no one seems to need me anymore. There is no reason for me to keep burning.”</w:t>
       </w:r>
     </w:p>
     <w:p>
       <w:pPr>
-        <w:jc w:val="left"/>
+        <w:spacing w:after="80"/>
       </w:pPr>
       <w:r>
-        <w:rPr>
-          <w:rFonts w:ascii="Arial" w:hAnsi="Arial" w:eastAsia="Arial"/>
-          <w:i w:val="0"/>
-          <w:color w:val="000000"/>
-          <w:sz w:val="22"/>
-        </w:rPr>
-        <w:t>The second candle said: “I am FAITH! What a pity, I am no longer needed by anyone. That is why there is no point in me burning anymore.”</w:t>
+        <w:t>As soon as it finished speaking, a gentle breeze put it out.</w:t>
+      </w:r>
+    </w:p>
+    <w:p>
+      <w:pPr/>
+      <w:r>
+        <w:t>The third candle spoke sadly. “I am LOVE. I have no strength left to burn. People have forgotten my worth. They have even forgotten to love those closest to them.”</w:t>
       </w:r>
     </w:p>
     <w:p>
       <w:pPr>
-        <w:jc w:val="left"/>
+        <w:spacing w:after="80"/>
       </w:pPr>
       <w:r>
-        <w:rPr>
-          <w:rFonts w:ascii="Arial" w:hAnsi="Arial" w:eastAsia="Arial"/>
-          <w:i w:val="0"/>
-          <w:color w:val="000000"/>
-          <w:sz w:val="22"/>
-        </w:rPr>
-        <w:t>As soon as he finished speaking, a light breeze blew out FAITH completely.</w:t>
+        <w:t>And with that, LOVE went out too.</w:t>
+      </w:r>
+    </w:p>
+    <w:p>
+      <w:pPr/>
+      <w:r>
+        <w:t>Just then, a child entered the room and saw the three dark candles. “Why aren’t you burning? Weren’t you supposed to burn forever?” the child asked, beginning to cry.</w:t>
+      </w:r>
+    </w:p>
+    <w:p>
+      <w:pPr/>
+      <w:r>
+        <w:t>The fourth candle spoke. “Don’t be afraid. As long as I am burning, we can light the others again. I am HOPE.”</w:t>
       </w:r>
     </w:p>
     <w:p>
       <w:pPr>
-        <w:jc w:val="left"/>
+        <w:keepNext/>
+        <w:spacing w:after="80"/>
       </w:pPr>
       <w:r>
-        <w:rPr>
-          <w:rFonts w:ascii="Arial" w:hAnsi="Arial" w:eastAsia="Arial"/>
-          <w:i w:val="0"/>
-          <w:color w:val="000000"/>
-          <w:sz w:val="22"/>
-        </w:rPr>
-        <w:t>The turn came for the third candle. He said in a sad voice: “I am LOVE! I have no strength left to burn anymore. People have forgotten me, my value has disappeared. Even my closest people have forgotten to love.”</w:t>
+        <w:t>The child’s eyes brightened. Taking the candle of HOPE, the child relit the others one by one.</w:t>
       </w:r>
     </w:p>
     <w:p>
       <w:pPr>
-        <w:jc w:val="left"/>
+        <w:keepNext/>
+        <w:keepLines/>
+        <w:spacing w:before="160"/>
       </w:pPr>
       <w:r>
         <w:rPr>
-          <w:rFonts w:ascii="Arial" w:hAnsi="Arial" w:eastAsia="Arial"/>
-          <w:i w:val="0"/>
-          <w:color w:val="000000"/>
-          <w:sz w:val="22"/>
+          <w:b/>
         </w:rPr>
-        <w:t>LOVE could not stand it any longer and went out.</w:t>
+        <w:t>Moral:</w:t>
+      </w:r>
+      <w:r>
+        <w:t xml:space="preserve"> When faith, loyalty, and love fade, hope can rekindle them. Keep hope alive, and the others can return.</w:t>
       </w:r>
     </w:p>
     <w:p>
       <w:pPr>
-        <w:jc w:val="left"/>
+        <w:spacing w:after="80"/>
       </w:pPr>
       <w:r>
         <w:rPr>
-          <w:rFonts w:ascii="Arial" w:hAnsi="Arial" w:eastAsia="Arial"/>
-          <w:i w:val="0"/>
-          <w:color w:val="000000"/>
-          <w:sz w:val="22"/>
+          <w:i/>
+          <w:sz w:val="18"/>
         </w:rPr>
-        <w:t>At that moment, a child entered the room and saw that all three candles were not burning. “Why don't you burn? Weren't you supposed to burn forever?” he began to cry.</w:t>
-      </w:r>
-    </w:p>
-    <w:p>
-      <w:pPr>
-        <w:jc w:val="left"/>
-      </w:pPr>
-      <w:r>
-        <w:rPr>
-          <w:rFonts w:ascii="Arial" w:hAnsi="Arial" w:eastAsia="Arial"/>
-          <w:i w:val="0"/>
-          <w:color w:val="000000"/>
-          <w:sz w:val="22"/>
-        </w:rPr>
-        <w:t>Then the fourth candle spoke: “Don't be afraid, as long as I burn, we can light the other candles again. I AM HOPE!”</w:t>
-      </w:r>
-    </w:p>
-    <w:p>
-      <w:pPr>
-        <w:jc w:val="left"/>
-      </w:pPr>
-      <w:r>
-        <w:rPr>
-          <w:rFonts w:ascii="Arial" w:hAnsi="Arial" w:eastAsia="Arial"/>
-          <w:i w:val="0"/>
-          <w:color w:val="000000"/>
-          <w:sz w:val="22"/>
-        </w:rPr>
-        <w:t>The child was happy and with shining eyes, he took the HOPE candle in his hand and lit the other candles one by one.</w:t>
-      </w:r>
-    </w:p>
-    <w:p>
-      <w:pPr>
-        <w:pStyle w:val="Moral"/>
-        <w:keepNext/>
-        <w:keepLines/>
-        <w:widowControl/>
-        <w:spacing w:before="240" w:after="180" w:line="283" w:lineRule="auto"/>
-        <w:ind w:left="240" w:right="240"/>
-        <w:jc w:val="left"/>
-        <w:pBdr>
-          <w:top w:val="single" w:sz="8" w:space="7" w:color="E8D59A"/>
-          <w:left w:val="single" w:sz="32" w:space="11" w:color="C6A23A"/>
-          <w:bottom w:val="single" w:sz="8" w:space="7" w:color="E8D59A"/>
-          <w:right w:val="single" w:sz="8" w:space="11" w:color="E8D59A"/>
-        </w:pBdr>
-        <w:shd w:val="clear" w:color="auto" w:fill="FFF8E1"/>
-      </w:pPr>
-      <w:r>
-        <w:rPr>
-          <w:rFonts w:ascii="Arial" w:hAnsi="Arial" w:eastAsia="Arial" w:cs="Arial"/>
-          <w:b/>
-          <w:i w:val="0"/>
-          <w:color w:val="9A7417"/>
-          <w:sz w:val="22"/>
-        </w:rPr>
-        <w:t xml:space="preserve">Moral: </w:t>
-      </w:r>
-      <w:r>
-        <w:rPr>
-          <w:rFonts w:ascii="Arial" w:hAnsi="Arial" w:eastAsia="Arial" w:cs="Arial"/>
-          <w:b w:val="0"/>
-          <w:i w:val="0"/>
-          <w:color w:val="3F3826"/>
-          <w:sz w:val="22"/>
-        </w:rPr>
-        <w:t>When faith, loyalty and love go out, it is hope that lights them up again. If we keep the light of hope alive, the other values ​​will also come alive.</w:t>
-      </w:r>
-    </w:p>
-    <w:p>
-      <w:pPr>
-        <w:keepLines/>
-        <w:widowControl/>
-        <w:spacing w:before="60" w:after="0" w:line="240" w:lineRule="auto"/>
-        <w:jc w:val="right"/>
-      </w:pPr>
-      <w:r>
-        <w:rPr>
-          <w:rFonts w:ascii="Arial" w:hAnsi="Arial" w:eastAsia="Arial" w:cs="Arial"/>
-          <w:b w:val="0"/>
-          <w:i/>
-          <w:color w:val="8A7950"/>
-          <w:sz w:val="17"/>
-        </w:rPr>
-        <w:t>The story was obtained from open Internet sources.</w:t>
+        <w:t>Source: Publicly available internet sources.</w:t>
       </w:r>
     </w:p>
     <w:sectPr>
       <w:pgSz w:w="12240" w:h="15840"/>
-      <w:pgMar w:top="1440" w:right="1440" w:bottom="1440" w:left="1440" w:header="708" w:footer="708" w:gutter="0"/>
+      <w:pgMar w:top="1080" w:right="1224" w:bottom="1080" w:left="1224" w:header="720" w:footer="720" w:gutter="0"/>
       <w:cols w:space="720"/>
       <w:docGrid w:linePitch="360"/>
     </w:sectPr>
@@ -587,12 +485,14 @@
     <w:qFormat/>
     <w:rsid w:val="00FC693F"/>
     <w:pPr>
-      <w:spacing w:before="0" w:after="160" w:line="276" w:lineRule="auto"/>
+      <w:widowControl/>
+      <w:spacing w:after="120" w:line="259" w:lineRule="auto"/>
     </w:pPr>
     <w:rPr>
-      <w:rFonts w:ascii="Arial" w:hAnsi="Arial" w:eastAsia="Arial"/>
+      <w:rFonts w:ascii="Arial" w:hAnsi="Arial"/>
       <w:color w:val="000000"/>
       <w:sz w:val="22"/>
+      <w:lang w:val="en-US"/>
     </w:rPr>
   </w:style>
   <w:style w:type="paragraph" w:styleId="Header">
@@ -936,18 +836,17 @@
     <w:qFormat/>
     <w:rsid w:val="00FC693F"/>
     <w:pPr>
-      <w:pBdr>
-        <w:bottom w:val="single" w:sz="8" w:space="4" w:color="4F81BD" w:themeColor="accent1"/>
-      </w:pBdr>
-      <w:spacing w:after="300" w:line="240" w:lineRule="auto"/>
+      <w:keepNext/>
+      <w:spacing w:after="280" w:line="240" w:lineRule="auto"/>
       <w:contextualSpacing/>
     </w:pPr>
     <w:rPr>
-      <w:rFonts w:asciiTheme="majorHAnsi" w:eastAsiaTheme="majorEastAsia" w:hAnsiTheme="majorHAnsi" w:cstheme="majorBidi"/>
-      <w:color w:val="17365D" w:themeColor="text2" w:themeShade="BF"/>
+      <w:rFonts w:asciiTheme="majorHAnsi" w:eastAsiaTheme="majorEastAsia" w:hAnsiTheme="majorHAnsi" w:cstheme="majorBidi" w:ascii="Arial" w:hAnsi="Arial"/>
+      <w:b/>
+      <w:color w:val="000000"/>
       <w:spacing w:val="5"/>
       <w:kern w:val="28"/>
-      <w:sz w:val="52"/>
+      <w:sz w:val="34"/>
       <w:szCs w:val="52"/>
     </w:rPr>
   </w:style>
@@ -1423,9 +1322,6 @@
     <w:qFormat/>
     <w:rsid w:val="00FC693F"/>
     <w:pPr>
-      <w:pBdr>
-        <w:bottom w:val="single" w:sz="4" w:space="4" w:color="4F81BD" w:themeColor="accent1"/>
-      </w:pBdr>
       <w:spacing w:before="200" w:after="280"/>
       <w:ind w:left="936" w:right="936"/>
     </w:pPr>
@@ -12276,18 +12172,6 @@
         <w:shd w:val="clear" w:color="auto" w:fill="FBCAA2" w:themeFill="accent6" w:themeFillTint="7F"/>
       </w:tcPr>
     </w:tblStylePr>
-  </w:style>
-  <w:style w:type="paragraph" w:customStyle="1" w:styleId="Moral">
-    <w:name w:val="Moral"/>
-    <w:basedOn w:val="Normal"/>
-    <w:pPr>
-      <w:spacing w:before="160" w:after="0" w:line="276" w:lineRule="auto"/>
-    </w:pPr>
-    <w:rPr>
-      <w:rFonts w:ascii="Arial" w:hAnsi="Arial" w:eastAsia="Arial"/>
-      <w:i/>
-      <w:sz w:val="22"/>
-    </w:rPr>
   </w:style>
 </w:styles>
 </file>

--- a/en/wisdom-stories/candles-conversation.docx
+++ b/en/wisdom-stories/candles-conversation.docx
@@ -7,7 +7,7 @@
         <w:pStyle w:val="Title"/>
       </w:pPr>
       <w:r>
-        <w:t>The Four Candles</w:t>
+        <w:t>The Candles’ Conversation</w:t>
       </w:r>
     </w:p>
     <w:p>
@@ -37,7 +37,7 @@
     <w:p>
       <w:pPr/>
       <w:r>
-        <w:t>The second candle said, “I am LOYALTY. Sadly, no one seems to need me anymore. There is no reason for me to keep burning.”</w:t>
+        <w:t>The second candle said, “I am LOYALTY. Sadly, no one needs me anymore. There is no reason for me to keep burning.”</w:t>
       </w:r>
     </w:p>
     <w:p>
@@ -51,7 +51,7 @@
     <w:p>
       <w:pPr/>
       <w:r>
-        <w:t>The third candle spoke sadly. “I am LOVE. I have no strength left to burn. People have forgotten my worth. They have even forgotten to love those closest to them.”</w:t>
+        <w:t>The third candle spoke sadly. “I am LOVE. I have no strength left to burn. People have forgotten me, and my worth has disappeared. Even those closest to me have forgotten how to love.”</w:t>
       </w:r>
     </w:p>
     <w:p>
@@ -59,7 +59,7 @@
         <w:spacing w:after="80"/>
       </w:pPr>
       <w:r>
-        <w:t>And with that, LOVE went out too.</w:t>
+        <w:t>LOVE could no longer endure it and went out too.</w:t>
       </w:r>
     </w:p>
     <w:p>
@@ -80,7 +80,7 @@
         <w:spacing w:after="80"/>
       </w:pPr>
       <w:r>
-        <w:t>The child’s eyes brightened. Taking the candle of HOPE, the child relit the others one by one.</w:t>
+        <w:t>The child’s eyes sparkled with joy. Taking the candle of HOPE, the child relit the others one by one.</w:t>
       </w:r>
     </w:p>
     <w:p>
@@ -93,11 +93,9 @@
         <w:rPr>
           <w:b/>
         </w:rPr>
-        <w:t>Moral:</w:t>
+        <w:t>Moral: When faith, loyalty, and love go out, hope is what lights them again. If we protect the light of hope, the other values will revive too.</w:t>
       </w:r>
-      <w:r>
-        <w:t xml:space="preserve"> When faith, loyalty, and love fade, hope can rekindle them. Keep hope alive, and the others can return.</w:t>
-      </w:r>
+      <w:r/>
     </w:p>
     <w:p>
       <w:pPr>
@@ -108,7 +106,7 @@
           <w:i/>
           <w:sz w:val="18"/>
         </w:rPr>
-        <w:t>Source: Publicly available internet sources.</w:t>
+        <w:t>Stories are taken from open Internet sources; illustrations were created with AI.</w:t>
       </w:r>
     </w:p>
     <w:sectPr>

--- a/en/wisdom-stories/candles-conversation.docx
+++ b/en/wisdom-stories/candles-conversation.docx
@@ -105,7 +105,7 @@
         <w:rPr>
           <w:lang/>
         </w:rPr>
-        <w:t>Just then, a gentle draught put out its flame.</w:t>
+        <w:t xml:space="preserve">Just then, a gentle draft put out its flame.</w:t>
       </w:r>
     </w:p>
     <w:p>
@@ -157,7 +157,7 @@
         <w:rPr>
           <w:lang/>
         </w:rPr>
-        <w:t>At that moment, a child entered the room. Seeing the three unlit candles, the child’s eyes filled with tears.</w:t>
+        <w:t xml:space="preserve">At that moment, a child entered the room. When the child saw the three unlit candles, their eyes filled with tears.</w:t>
       </w:r>
     </w:p>
     <w:p>
